--- a/Module 3 Milestone 1 Individual Assessment.docx
+++ b/Module 3 Milestone 1 Individual Assessment.docx
@@ -33,6 +33,51 @@
     <w:p>
       <w:pPr>
         <w:rPr>
+          <w:b/>
+          <w:bCs/>
+        </w:rPr>
+      </w:pPr>
+    </w:p>
+    <w:p>
+      <w:pPr>
+        <w:rPr>
+          <w:b/>
+          <w:bCs/>
+        </w:rPr>
+      </w:pPr>
+      <w:r>
+        <w:rPr>
+          <w:b/>
+          <w:bCs/>
+        </w:rPr>
+        <w:t xml:space="preserve">Due: July </w:t>
+      </w:r>
+      <w:r>
+        <w:rPr>
+          <w:b/>
+          <w:bCs/>
+        </w:rPr>
+        <w:t>12</w:t>
+      </w:r>
+      <w:r>
+        <w:rPr>
+          <w:b/>
+          <w:bCs/>
+          <w:vertAlign w:val="superscript"/>
+        </w:rPr>
+        <w:t>th</w:t>
+      </w:r>
+      <w:r>
+        <w:rPr>
+          <w:b/>
+          <w:bCs/>
+        </w:rPr>
+        <w:t xml:space="preserve"> @ midnight</w:t>
+      </w:r>
+    </w:p>
+    <w:p>
+      <w:pPr>
+        <w:rPr>
           <w:i/>
         </w:rPr>
       </w:pPr>
@@ -87,21 +132,21 @@
         <w:rPr>
           <w:iCs/>
         </w:rPr>
-        <w:t xml:space="preserve">Please upload this to </w:t>
-      </w:r>
-      <w:proofErr w:type="spellStart"/>
-      <w:r>
-        <w:rPr>
+        <w:t xml:space="preserve">Please upload this to Gradescope </w:t>
+      </w:r>
+      <w:r>
+        <w:rPr>
+          <w:b/>
+          <w:bCs/>
           <w:iCs/>
         </w:rPr>
-        <w:t>Gradescope</w:t>
-      </w:r>
-      <w:proofErr w:type="spellEnd"/>
+        <w:t>individually</w:t>
+      </w:r>
       <w:r>
         <w:rPr>
           <w:iCs/>
         </w:rPr>
-        <w:t xml:space="preserve"> individually (you’ll see the assignment there). </w:t>
+        <w:t xml:space="preserve"> (you’ll see the assignment there). </w:t>
       </w:r>
     </w:p>
     <w:p>
